--- a/dosyalar/10-sinif/arapca-10-2d2y-beceri.docx
+++ b/dosyalar/10-sinif/arapca-10-2d2y-beceri.docx
@@ -522,7 +522,7 @@
                 <w:szCs w:val="32"/>
                 <w:rtl/>
               </w:rPr>
-              <w:t xml:space="preserve">خُطَّةُ الْعُطْلَةِ الصَّيْفِيَّةِ</w:t>
+              <w:t xml:space="preserve">خُطَّةُ العُطْلَةِ الصَّيْفِيَّةِ</w:t>
             </w:r>
           </w:p>
           <w:p>
@@ -540,7 +540,7 @@
                 <w:szCs w:val="30"/>
                 <w:rtl/>
               </w:rPr>
-              <w:t xml:space="preserve">اِقْتَرَبَتِ الْعُطْلَةُ الصَّيْفِيَّةُ، وَجَلَسَتْ أُسْرَةُ الْأُسْتَاذِ خَالِدٍ لِتَضَعَ خُطَّةً مُنَاسِبَةً.</w:t>
+              <w:t xml:space="preserve">اِقْتَرَبَتِ العُطْلَةُ الصَّيْفِيَّةُ، وَجَلَسَتْ أُسْرَةُ الأُسْتَاذِ خَالِد لِتَضَعَ خُطَّةً مُنَاسِبَةً.</w:t>
             </w:r>
           </w:p>
           <w:p>
@@ -558,7 +558,7 @@
                 <w:szCs w:val="30"/>
                 <w:rtl/>
               </w:rPr>
-              <w:t xml:space="preserve">قَالَ الْأَبُ: إِنَّ الْعُطْلَةَ لَيْسَتْ لِلنَّوْمِ فَقَطْ، بَلْ هِيَ فُرْصَةٌ لِلتَّعَلُّمِ وَالرَّاحَةِ مَعًا.</w:t>
+              <w:t xml:space="preserve">قَالَ الأَبُ: إِنَّ العُطْلَةَ لَيْسَتْ لِلنَّوْمِ فَقَطْ، بَلْ هِيَ فُرْصَةٌ لِلتَّعَلُّمِ وَالرَّاحَةِ مَعًا.</w:t>
             </w:r>
           </w:p>
           <w:p>
@@ -576,7 +576,7 @@
                 <w:szCs w:val="30"/>
                 <w:rtl/>
               </w:rPr>
-              <w:t xml:space="preserve">قَالَتْ سَلْمَى: أُرِيدُ أَنْ أَشْتَرِكَ فِي بَرْنَامَجِ تَحْفِيظِ الْقُرْآنِ فِي الْمَسْجِدِ.</w:t>
+              <w:t xml:space="preserve">قَالَتْ سَلْمَى: أُرِيدُ أَنْ أَشْتَرِكَ فِي بَرْنَامَجِ تَحْفِيظِ القُرْآنِ فِي المَسْجِدِ.</w:t>
             </w:r>
           </w:p>
           <w:p>
@@ -594,7 +594,7 @@
                 <w:szCs w:val="30"/>
                 <w:rtl/>
               </w:rPr>
-              <w:t xml:space="preserve">وَقَالَ أَحْمَدُ: أَمَّا أَنَا فَسَوْفَ أَتَعَلَّمُ السِّبَاحَةَ، لِأَنِّي لَا أَعْرِفُهَا جَيِّدًا.</w:t>
+              <w:t xml:space="preserve">وَقَالَ أَحْمَد: أَمَّا أَنَا فَسَوْفَ أَتَعَلَّمُ السِّبَاحَةَ، لِأَنِّي لَا أَعْرِفُهَا جَيِّدًا.</w:t>
             </w:r>
           </w:p>
           <w:p>
@@ -612,7 +612,7 @@
                 <w:szCs w:val="30"/>
                 <w:rtl/>
               </w:rPr>
-              <w:t xml:space="preserve">اِبْتَسَمَتِ الْأُمُّ وَقَالَتْ: وَأَنَا أُفَضِّلُ الْعَمَلَ التَّطَوُّعِيَّ فِي الْمُسْتَشْفَى مَرَّتَيْنِ فِي الْأُسْبُوعِ.</w:t>
+              <w:t xml:space="preserve">اِبْتَسَمَتِ الأُمُّ وَقَالَتْ: وَأَنَا أُفَضِّلُ العَمَلَ التَّطَوُّعِيَّ فِي المُسْتَشْفَى مَرَّتَيْنِ فِي الأُسْبُوعِ.</w:t>
             </w:r>
           </w:p>
           <w:p>
@@ -630,7 +630,7 @@
                 <w:szCs w:val="30"/>
                 <w:rtl/>
               </w:rPr>
-              <w:t xml:space="preserve">اِتَّفَقَتِ الْأُسْرَةُ عَلَى رِحْلَةٍ قَصِيرَةٍ إِلَى الْمُخَيَّمِ فِي أَوَّلِ شَهْرِ تَمُّوزَ.</w:t>
+              <w:t xml:space="preserve">اِتَّفَقَتِ الأُسْرَةُ عَلَى رِحْلَةٍ قَصِيرَةٍ إِلَى المُخَيَّمِ فِي أَوَّلِ شَهْرِ تَمُّوزَ.</w:t>
             </w:r>
           </w:p>
           <w:p>
@@ -648,7 +648,7 @@
                 <w:szCs w:val="30"/>
                 <w:rtl/>
               </w:rPr>
-              <w:t xml:space="preserve">قَالَ الْأَبُ: سَنَذْهَبُ بِالْقِطَارِ، فَهُوَ أَرْخَصُ مِنَ الطَّائِرَةِ وَأَكْثَرُ رَاحَةً مِنَ الْحَافِلَةِ.</w:t>
+              <w:t xml:space="preserve">قَالَ الأَبُ: سَنَذْهَبُ بِالْقِطَارِ، فَهُوَ أَرْخَصُ مِن الطَّائِرَةِ وَأَكْثَرُ رَاحَةً مِن الحَافِلَةِ.</w:t>
             </w:r>
           </w:p>
           <w:p>
@@ -666,7 +666,7 @@
                 <w:szCs w:val="30"/>
                 <w:rtl/>
               </w:rPr>
-              <w:t xml:space="preserve">وَنَبَّهَ الْأَوْلَادَ قَائِلًا: لَا تُهْمِلُوا الْمَلَابِسَ الْخَفِيفَةَ وَالنَّظَّارَاتِ الشَّمْسِيَّةَ.</w:t>
+              <w:t xml:space="preserve">وَنَبَّهَ الأَوْلَادَ قَائِلًا: لَا تُهْمِلُوا المَلَابِسَ الخَفِيفَةَ وَالنَّظَّارَاتِ الشَّمْسِيَّةَ.</w:t>
             </w:r>
           </w:p>
           <w:p>
@@ -684,7 +684,7 @@
                 <w:szCs w:val="30"/>
                 <w:rtl/>
               </w:rPr>
-              <w:t xml:space="preserve">وَأَضَافَتِ الْأُمُّ: يَجِبُ عَلَيْنَا أَنْ نَأْخُذَ حَقِيبَةَ الْإِسْعَافِ وَالْأَدْوِيَةَ اللَّازِمَةَ.</w:t>
+              <w:t xml:space="preserve">وَأَضَافَتِ الأُمُّ: يَجِبُ عَلَيْنَا أَنْ نَأْخُذَ حَقِيبَةَ الإِسْعَافِ وَالْأَدْوِيَةَ اللَّازِمَةَ.</w:t>
             </w:r>
           </w:p>
           <w:p>
@@ -702,7 +702,7 @@
                 <w:szCs w:val="30"/>
                 <w:rtl/>
               </w:rPr>
-              <w:t xml:space="preserve">وَفِي الْأَيَّامِ الْأَخِيرَةِ مِنَ الْعُطْلَةِ سَتَزُورُ الْأُسْرَةُ الْأَقَارِبَ فِي الْقَرْيَةِ.</w:t>
+              <w:t xml:space="preserve">وَفِي الأَيَّامِ الأَخِيرَةِ مِن العُطْلَةِ سَتَزُورُ الأُسْرَةُ الأَقَارِبَ فِي القَرْيَةِ.</w:t>
             </w:r>
           </w:p>
           <w:p>
@@ -720,7 +720,7 @@
                 <w:szCs w:val="30"/>
                 <w:rtl/>
               </w:rPr>
-              <w:t xml:space="preserve">قَالَ الْأَبُ فِي النِّهَايَةِ: إِنَّ الْخُطَّةَ الْجَيِّدَةَ نِصْفُ النَّجَاحِ، فَلْنَبْدَأْ مِنَ الْيَوْمِ.</w:t>
+              <w:t xml:space="preserve">قَالَ الأَبُ فِي النِّهَايَةِ: إِنَّ الخُطَّةَ الجَيِّدَةَ نِصْفُ النَّجَاحِ، فَلْنَبْدَأْ مِن اليَوْمِ.</w:t>
             </w:r>
           </w:p>
         </w:tc>
@@ -774,7 +774,7 @@
           <w:szCs w:val="28"/>
           <w:rtl/>
         </w:rPr>
-        <w:t xml:space="preserve">مَاذَا تُرِيدُ سَلْمَى أَنْ تَفْعَلَ فِي الْعُطْلَةِ؟</w:t>
+        <w:t xml:space="preserve">مَاذَا تُرِيدُ سَلْمَى أَنْ تَفْعَلَ فِي العُطْلَةِ؟</w:t>
       </w:r>
     </w:p>
     <w:tbl>
@@ -842,7 +842,7 @@
                 <w:szCs w:val="28"/>
                 <w:rtl/>
               </w:rPr>
-              <w:t xml:space="preserve">أَنْ تَشْتَرِكَ فِي تَحْفِيظِ الْقُرْآنِ</w:t>
+              <w:t xml:space="preserve">أَنْ تَشْتَرِكَ فِي تَحْفِيظِ القُرْآنِ</w:t>
             </w:r>
           </w:p>
         </w:tc>
@@ -891,7 +891,7 @@
                 <w:szCs w:val="28"/>
                 <w:rtl/>
               </w:rPr>
-              <w:t xml:space="preserve">أَنْ تَتَعَلَّمَ السِّبَاحَةَ</w:t>
+              <w:t xml:space="preserve">أَنْ تَتَعَلَّمَ السِّبَاحَةَ</w:t>
             </w:r>
           </w:p>
         </w:tc>
@@ -945,7 +945,7 @@
                 <w:szCs w:val="28"/>
                 <w:rtl/>
               </w:rPr>
-              <w:t xml:space="preserve">أَنْ تَزُورَ الْأَقَارِبَ</w:t>
+              <w:t xml:space="preserve">أَنْ تَزُورَ الأَقَارِبَ</w:t>
             </w:r>
           </w:p>
         </w:tc>
@@ -994,7 +994,7 @@
                 <w:szCs w:val="28"/>
                 <w:rtl/>
               </w:rPr>
-              <w:t xml:space="preserve">أَنْ تَعْمَلَ فِي الْمُسْتَشْفَى</w:t>
+              <w:t xml:space="preserve">أَنْ تَعْمَلَ فِي المُسْتَشْفَى</w:t>
             </w:r>
           </w:p>
         </w:tc>
@@ -1030,7 +1030,7 @@
           <w:szCs w:val="28"/>
           <w:rtl/>
         </w:rPr>
-        <w:t xml:space="preserve">لِمَاذَا اخْتَارَتِ الْأُسْرَةُ الْقِطَارَ؟</w:t>
+        <w:t xml:space="preserve">لِمَاذَا اخْتَارَتِ الأُسْرَةُ القِطَارَ؟</w:t>
       </w:r>
     </w:p>
     <w:tbl>
@@ -1098,7 +1098,7 @@
                 <w:szCs w:val="28"/>
                 <w:rtl/>
               </w:rPr>
-              <w:t xml:space="preserve">لِأَنَّهُ قَرِيبٌ مِنَ الْبَيْتِ</w:t>
+              <w:t xml:space="preserve">لِأَنَّهُ قَرِيبٌ مِن البَيْتِ</w:t>
             </w:r>
           </w:p>
         </w:tc>
@@ -1147,7 +1147,7 @@
                 <w:szCs w:val="28"/>
                 <w:rtl/>
               </w:rPr>
-              <w:t xml:space="preserve">لِأَنَّهُ أَسْرَعُ مِنَ الطَّائِرَةِ</w:t>
+              <w:t xml:space="preserve">لِأَنَّهُ أَسْرَعُ مِن الطَّائِرَةِ</w:t>
             </w:r>
           </w:p>
         </w:tc>
@@ -1201,7 +1201,7 @@
                 <w:szCs w:val="28"/>
                 <w:rtl/>
               </w:rPr>
-              <w:t xml:space="preserve">لِأَنَّهُ جَدِيدٌ وَنَظِيفٌ</w:t>
+              <w:t xml:space="preserve">لِأَنَّهُ جَدِيدٌ وَنَظِيفٌ</w:t>
             </w:r>
           </w:p>
         </w:tc>
@@ -1250,7 +1250,7 @@
                 <w:szCs w:val="28"/>
                 <w:rtl/>
               </w:rPr>
-              <w:t xml:space="preserve">لِأَنَّهُ أَرْخَصُ وَأَكْثَرُ رَاحَةً</w:t>
+              <w:t xml:space="preserve">لِأَنَّهُ أَرْخَصُ وَأَكْثَرُ رَاحَةً</w:t>
             </w:r>
           </w:p>
         </w:tc>
@@ -1286,7 +1286,7 @@
           <w:szCs w:val="28"/>
           <w:rtl/>
         </w:rPr>
-        <w:t xml:space="preserve">مَاذَا قَالَ الْأَبُ عَنِ الْخُطَّةِ الْجَيِّدَةِ؟</w:t>
+        <w:t xml:space="preserve">مَاذَا قَالَ الأَبُ عَن الخُطَّةِ الجَيِّدَةِ؟</w:t>
       </w:r>
     </w:p>
     <w:tbl>
@@ -1354,7 +1354,7 @@
                 <w:szCs w:val="28"/>
                 <w:rtl/>
               </w:rPr>
-              <w:t xml:space="preserve">إِنَّهَا صَعْبَةٌ جِدًّا</w:t>
+              <w:t xml:space="preserve">إِنَّهَا صَعْبَةٌ جِدًّا</w:t>
             </w:r>
           </w:p>
         </w:tc>
@@ -1403,7 +1403,7 @@
                 <w:szCs w:val="28"/>
                 <w:rtl/>
               </w:rPr>
-              <w:t xml:space="preserve">إِنَّهَا نِصْفُ النَّجَاحِ</w:t>
+              <w:t xml:space="preserve">إِنَّهَا نِصْفُ النَّجَاحِ</w:t>
             </w:r>
           </w:p>
         </w:tc>
@@ -1457,7 +1457,7 @@
                 <w:szCs w:val="28"/>
                 <w:rtl/>
               </w:rPr>
-              <w:t xml:space="preserve">إِنَّهَا لَيْسَتْ ضَرُورِيَّةً</w:t>
+              <w:t xml:space="preserve">إِنَّهَا لَيْسَتْ ضَرُورِيَّةً</w:t>
             </w:r>
           </w:p>
         </w:tc>
@@ -1506,7 +1506,7 @@
                 <w:szCs w:val="28"/>
                 <w:rtl/>
               </w:rPr>
-              <w:t xml:space="preserve">إِنَّهَا لِلْكِبَارِ فَقَطْ</w:t>
+              <w:t xml:space="preserve">إِنَّهَا لِلْكِبَارِ فَقَطْ</w:t>
             </w:r>
           </w:p>
         </w:tc>
@@ -1874,7 +1874,7 @@
                 <w:szCs w:val="28"/>
                 <w:rtl/>
               </w:rPr>
-              <w:t xml:space="preserve">سَتُسَافِرُ مَرْيَمُ إِلَى الْمَدِينَةِ الْمُنَوَّرَةِ.</w:t>
+              <w:t xml:space="preserve">سَتُسَافِرُ مَرْيَم إِلَى المَدِينَةِ المُنَوَّرَةِ.</w:t>
             </w:r>
           </w:p>
         </w:tc>
@@ -2000,7 +2000,7 @@
                 <w:szCs w:val="28"/>
                 <w:rtl/>
               </w:rPr>
-              <w:t xml:space="preserve">تَذْهَبُ مَرْيَمُ إِلَى الْمَطَارِ بِالْحَافِلَةِ.</w:t>
+              <w:t xml:space="preserve">تَذْهَبُ مَرْيَم إِلَى المَطَارِ بِالْحَافِلَةِ.</w:t>
             </w:r>
           </w:p>
         </w:tc>
@@ -2126,7 +2126,7 @@
                 <w:szCs w:val="28"/>
                 <w:rtl/>
               </w:rPr>
-              <w:t xml:space="preserve">وَضَعَتْ مَرْيَمُ الْمَلَابِسَ وَالدَّوَاءَ فِي الْحَقِيبَةِ.</w:t>
+              <w:t xml:space="preserve">وَضَعَتْ مَرْيَم المَلَابِسَ وَالدَّوَاءَ فِي الحَقِيبَةِ.</w:t>
             </w:r>
           </w:p>
         </w:tc>
@@ -2252,7 +2252,7 @@
                 <w:szCs w:val="28"/>
                 <w:rtl/>
               </w:rPr>
-              <w:t xml:space="preserve">نَسِيَتْ مَرْيَمُ جَوَازَ سَفَرِهَا فِي الْبَيْتِ.</w:t>
+              <w:t xml:space="preserve">نَسِيَتْ مَرْيَم جَوَازَ سَفَرِهَا فِي البَيْتِ.</w:t>
             </w:r>
           </w:p>
         </w:tc>
@@ -2378,7 +2378,7 @@
                 <w:szCs w:val="28"/>
                 <w:rtl/>
               </w:rPr>
-              <w:t xml:space="preserve">سَتَبْقَى مَرْيَمُ هُنَاكَ أُسْبُوعَيْنِ.</w:t>
+              <w:t xml:space="preserve">سَتَبْقَى مَرْيَم هُنَاكَ أُسْبُوعَيْنِ.</w:t>
             </w:r>
           </w:p>
         </w:tc>
@@ -2614,7 +2614,7 @@
                 <w:szCs w:val="28"/>
                 <w:rtl/>
               </w:rPr>
-              <w:t xml:space="preserve">مَا رَأْيُكَ فِي رِحْلَةٍ إِلَى الْجَبَلِ؟</w:t>
+              <w:t xml:space="preserve">مَا رَأْيُكَ فِي رِحْلَةٍ إِلَى الجَبَلِ؟</w:t>
             </w:r>
           </w:p>
         </w:tc>
@@ -2664,7 +2664,7 @@
                 <w:szCs w:val="28"/>
                 <w:rtl/>
               </w:rPr>
-              <w:t xml:space="preserve">أَيْنَ الْجَبَلُ؟</w:t>
+              <w:t xml:space="preserve">أَيْن الجَبَلُ؟</w:t>
             </w:r>
           </w:p>
         </w:tc>
@@ -2719,7 +2719,7 @@
                 <w:szCs w:val="28"/>
                 <w:rtl/>
               </w:rPr>
-              <w:t xml:space="preserve">اَلْجَبَلُ بَعِيدٌ جِدًّا</w:t>
+              <w:t xml:space="preserve">اَلجَبَلُ بَعِيدٌ جِدًّا</w:t>
             </w:r>
           </w:p>
         </w:tc>
@@ -2911,7 +2911,7 @@
                 <w:szCs w:val="28"/>
                 <w:rtl/>
               </w:rPr>
-              <w:t xml:space="preserve">رِحْلَةً سَعِيدَةً وَفِي أَمَانِ اللَّهِ</w:t>
+              <w:t xml:space="preserve">رِحْلَةً سَعِيدَةً وَفِي أَمَانِ اللَّهِ</w:t>
             </w:r>
           </w:p>
         </w:tc>
@@ -2966,7 +2966,7 @@
                 <w:szCs w:val="28"/>
                 <w:rtl/>
               </w:rPr>
-              <w:t xml:space="preserve">صَبَاحَ الْخَيْرِ</w:t>
+              <w:t xml:space="preserve">صَبَاحَ الخَيْرِ</w:t>
             </w:r>
           </w:p>
         </w:tc>
@@ -3016,7 +3016,7 @@
                 <w:szCs w:val="28"/>
                 <w:rtl/>
               </w:rPr>
-              <w:t xml:space="preserve">كَمِ السَّاعَةُ؟</w:t>
+              <w:t xml:space="preserve">كَم السَّاعَةُ؟</w:t>
             </w:r>
           </w:p>
         </w:tc>
@@ -3108,7 +3108,7 @@
                 <w:szCs w:val="28"/>
                 <w:rtl/>
               </w:rPr>
-              <w:t xml:space="preserve">خُذِ الْمِعْطَفَ يَا أَخِي</w:t>
+              <w:t xml:space="preserve">خُذِ المِعْطَفَ يَا أَخِي</w:t>
             </w:r>
           </w:p>
         </w:tc>
@@ -3158,7 +3158,7 @@
                 <w:szCs w:val="28"/>
                 <w:rtl/>
               </w:rPr>
-              <w:t xml:space="preserve">لَا تَنْسَ النَّظَّارَةَ الشَّمْسِيَّةَ</w:t>
+              <w:t xml:space="preserve">لَا تَنْسَ النَّظَّارَةَ الشَّمْسِيَّةَ</w:t>
             </w:r>
           </w:p>
         </w:tc>
@@ -3213,7 +3213,7 @@
                 <w:szCs w:val="28"/>
                 <w:rtl/>
               </w:rPr>
-              <w:t xml:space="preserve">اَلْجَوُّ بَارِدٌ الْيَوْمَ</w:t>
+              <w:t xml:space="preserve">اَلجَوُّ بَارِدٌ اليَوْمَ</w:t>
             </w:r>
           </w:p>
         </w:tc>
@@ -3263,7 +3263,7 @@
                 <w:szCs w:val="28"/>
                 <w:rtl/>
               </w:rPr>
-              <w:t xml:space="preserve">أَيْنَ حِذَاؤُكَ؟</w:t>
+              <w:t xml:space="preserve">أَيْن حِذَاؤُكَ؟</w:t>
             </w:r>
           </w:p>
         </w:tc>
@@ -3405,7 +3405,7 @@
                 <w:szCs w:val="28"/>
                 <w:rtl/>
               </w:rPr>
-              <w:t xml:space="preserve">أَيْنَ الْغُرْفَةُ؟</w:t>
+              <w:t xml:space="preserve">أَيْن الغُرْفَةُ؟</w:t>
             </w:r>
           </w:p>
         </w:tc>
@@ -3460,7 +3460,7 @@
                 <w:szCs w:val="28"/>
                 <w:rtl/>
               </w:rPr>
-              <w:t xml:space="preserve">كَمِ الْحِسَابُ مِنْ فَضْلِكَ؟</w:t>
+              <w:t xml:space="preserve">كَم الحِسَابُ مِنْ فَضْلِكَ؟</w:t>
             </w:r>
           </w:p>
         </w:tc>
@@ -3602,7 +3602,7 @@
                 <w:szCs w:val="28"/>
                 <w:rtl/>
               </w:rPr>
-              <w:t xml:space="preserve">هَيَّا بِنَا إِلَى الشَّاطِئِ</w:t>
+              <w:t xml:space="preserve">هَيَّا بِنَا إِلَى الشَّاطِئِ</w:t>
             </w:r>
           </w:p>
         </w:tc>
@@ -3652,7 +3652,7 @@
                 <w:szCs w:val="28"/>
                 <w:rtl/>
               </w:rPr>
-              <w:t xml:space="preserve">اَلشَّاطِئُ جَمِيلٌ</w:t>
+              <w:t xml:space="preserve">اَلشَّاطِئُ جَمِيلٌ</w:t>
             </w:r>
           </w:p>
         </w:tc>
@@ -3707,7 +3707,7 @@
                 <w:szCs w:val="28"/>
                 <w:rtl/>
               </w:rPr>
-              <w:t xml:space="preserve">ذَهَبْتُ إِلَى الشَّاطِئِ</w:t>
+              <w:t xml:space="preserve">ذَهَبْتُ إِلَى الشَّاطِئِ</w:t>
             </w:r>
           </w:p>
         </w:tc>
@@ -3757,7 +3757,7 @@
                 <w:szCs w:val="28"/>
                 <w:rtl/>
               </w:rPr>
-              <w:t xml:space="preserve">هَلْ تُحِبُّ الْبَحْرَ؟</w:t>
+              <w:t xml:space="preserve">هَلْ تُحِبُّ البَحْرَ؟</w:t>
             </w:r>
           </w:p>
         </w:tc>
@@ -4613,7 +4613,7 @@
                 <w:szCs w:val="28"/>
                 <w:rtl/>
               </w:rPr>
-              <w:t xml:space="preserve">هَيَّا بِنَا</w:t>
+              <w:t xml:space="preserve">هَيَّا بِنَا</w:t>
             </w:r>
           </w:p>
         </w:tc>
@@ -4863,7 +4863,7 @@
                 <w:szCs w:val="30"/>
                 <w:rtl/>
               </w:rPr>
-              <w:t xml:space="preserve">خُطَّةً   —   السِّبَاحَةَ   —   التَّطَوُّعِيَّ   —   بِالْقِطَارِ   —   الْأَقَارِبَ</w:t>
+              <w:t xml:space="preserve">خُطَّةً   —   السِّبَاحَةَ   —   التَّطَوُّعِيَّ   —   بِالْقِطَارِ   —   الأَقَارِبَ</w:t>
             </w:r>
           </w:p>
         </w:tc>
@@ -4970,7 +4970,7 @@
                 <w:szCs w:val="28"/>
                 <w:rtl/>
               </w:rPr>
-              <w:t xml:space="preserve">جَلَسَتِ الْأُسْرَةُ لِتَضَعَ ……………………… مُنَاسِبَةً لِلْعُطْلَةِ.</w:t>
+              <w:t xml:space="preserve">جَلَسَتِ الأُسْرَةُ لِتَضَعَ ……………………… مُنَاسِبَةً لِلْعُطْلَةِ.</w:t>
             </w:r>
           </w:p>
         </w:tc>
@@ -5042,7 +5042,7 @@
                 <w:szCs w:val="28"/>
                 <w:rtl/>
               </w:rPr>
-              <w:t xml:space="preserve">سَوْفَ يَتَعَلَّمُ أَحْمَدُ ……………………… فِي الْعُطْلَةِ.</w:t>
+              <w:t xml:space="preserve">سَوْفَ يَتَعَلَّمُ أَحْمَد ……………………… فِي العُطْلَةِ.</w:t>
             </w:r>
           </w:p>
         </w:tc>
@@ -5114,7 +5114,7 @@
                 <w:szCs w:val="28"/>
                 <w:rtl/>
               </w:rPr>
-              <w:t xml:space="preserve">تُفَضِّلُ الْأُمُّ الْعَمَلَ ……………………… فِي الْمُسْتَشْفَى.</w:t>
+              <w:t xml:space="preserve">تُفَضِّلُ الأُمُّ العَمَلَ ……………………… فِي المُسْتَشْفَى.</w:t>
             </w:r>
           </w:p>
         </w:tc>
@@ -5186,7 +5186,7 @@
                 <w:szCs w:val="28"/>
                 <w:rtl/>
               </w:rPr>
-              <w:t xml:space="preserve">سَتَذْهَبُ الْأُسْرَةُ إِلَى الْمُخَيَّمِ ……………………… .</w:t>
+              <w:t xml:space="preserve">سَتَذْهَبُ الأُسْرَةُ إِلَى المُخَيَّمِ ……………………… .</w:t>
             </w:r>
           </w:p>
         </w:tc>
@@ -5258,7 +5258,7 @@
                 <w:szCs w:val="28"/>
                 <w:rtl/>
               </w:rPr>
-              <w:t xml:space="preserve">فِي آخِرِ الْعُطْلَةِ سَتَزُورُ الْأُسْرَةُ ……………………… فِي الْقَرْيَةِ.</w:t>
+              <w:t xml:space="preserve">فِي آخِرِ العُطْلَةِ سَتَزُورُ الأُسْرَةُ ……………………… فِي القَرْيَةِ.</w:t>
             </w:r>
           </w:p>
         </w:tc>
@@ -5719,7 +5719,7 @@
                 <w:szCs w:val="30"/>
                 <w:rtl/>
               </w:rPr>
-              <w:t xml:space="preserve">اِتَّفَقَتْ</w:t>
+              <w:t xml:space="preserve">اِتَّفَقَتْ</w:t>
             </w:r>
           </w:p>
         </w:tc>
@@ -5815,7 +5815,7 @@
                 <w:szCs w:val="30"/>
                 <w:rtl/>
               </w:rPr>
-              <w:t xml:space="preserve">نَبَّهَ</w:t>
+              <w:t xml:space="preserve">نَبَّهَ</w:t>
             </w:r>
           </w:p>
         </w:tc>
@@ -5911,7 +5911,7 @@
                 <w:szCs w:val="30"/>
                 <w:rtl/>
               </w:rPr>
-              <w:t xml:space="preserve">اَللَّازِمَةُ</w:t>
+              <w:t xml:space="preserve">اَللَّازِمَةُ</w:t>
             </w:r>
           </w:p>
         </w:tc>
@@ -6776,7 +6776,7 @@
                 <w:szCs w:val="30"/>
                 <w:rtl/>
               </w:rPr>
-              <w:t xml:space="preserve">فِي الْعُطْلَةِ   —   سَوْفَ أُسَافِرُ   —   بِالطَّائِرَةِ   —   لِأَنَّ   —   سَأَضَعُ فِي حَقِيبَتِي   —   يَجِبُ عَلَيَّ أَنْ   —   أَرْخَصُ مِنْ   —   فِي النِّهَايَةِ</w:t>
+              <w:t xml:space="preserve">فِي العُطْلَةِ   —   سَوْفَ أُسَافِرُ   —   بِالطَّائِرَةِ   —   لِأَنَّ   —   سَأَضَعُ فِي حَقِيبَتِي   —   يَجِبُ عَلَيّ أَنْ   —   أَرْخَصُ مِنْ   —   فِي النِّهَايَةِ</w:t>
             </w:r>
           </w:p>
         </w:tc>
@@ -7438,7 +7438,7 @@
                 <w:sz w:val="19"/>
                 <w:szCs w:val="19"/>
               </w:rPr>
-              <w:t xml:space="preserve">أَنَا مَرْيَمُ، سَأُسَافِرُ غَدًا إِلَى الْمَدِينَةِ الْمُنَوَّرَةِ مَعَ وَالِدَتِي. نَذْهَبُ إِلَى الْمَطَارِ بِسَيَّارَةِ خَالِي. وَضَعْتُ فِي حَقِيبَتِي الْمَلَابِسَ وَالدَّوَاءَ. وَلَمْ أَنْسَ جَوَازَ سَفَرِي. سَنَبْقَى عَشَرَةَ أَيَّامٍ.</w:t>
+              <w:t xml:space="preserve">أَنَا مَرْيَم، سَأُسَافِرُ غَدًا إِلَى المَدِينَةِ المُنَوَّرَةِ مَعَ وَالِدَتِي. نَذْهَبُ إِلَى المَطَارِ بِسَيَّارَةِ خَالِي. وَضَعْتُ فِي حَقِيبَتِي المَلَابِسَ وَالدَّوَاءَ. وَلَمْ أَنْسَ جَوَازَ سَفَرِي. سَنَبْقَى عَشَرَةَ أَيَّامٍ.</w:t>
             </w:r>
           </w:p>
           <w:p>
@@ -7738,7 +7738,7 @@
                 <w:szCs w:val="27"/>
                 <w:rtl/>
               </w:rPr>
-              <w:t xml:space="preserve">خُطَّةً ، السِّبَاحَةَ ، التَّطَوُّعِيَّ ، بِالْقِطَارِ ، الْأَقَارِبَ</w:t>
+              <w:t xml:space="preserve">خُطَّةً ، السِّبَاحَةَ ، التَّطَوُّعِيَّ ، بِالْقِطَارِ ، الأَقَارِبَ</w:t>
             </w:r>
           </w:p>
         </w:tc>
@@ -7926,7 +7926,7 @@
                 <w:szCs w:val="27"/>
                 <w:rtl/>
               </w:rPr>
-              <w:t xml:space="preserve">اَلْعُطْلَةُ فُرْصَةٌ لِلتَّعَلُّمِ وَالرَّاحَةِ مَعًا. · يُرِيدُ أَحْمَدُ أَنْ يَتَعَلَّمَ السِّبَاحَةَ.</w:t>
+              <w:t xml:space="preserve">اَلعُطْلَةُ فُرْصَةٌ لِلتَّعَلُّمِ وَالرَّاحَةِ مَعًا. · يُرِيدُ أَحْمَد أَنْ يَتَعَلَّمَ السِّبَاحَةَ.</w:t>
             </w:r>
           </w:p>
           <w:p>
@@ -7944,7 +7944,7 @@
                 <w:szCs w:val="27"/>
                 <w:rtl/>
               </w:rPr>
-              <w:t xml:space="preserve">تَعْمَلُ الْأُمُّ تَطَوُّعًا مَرَّتَيْنِ. · يَذْهَبُونَ فِي أَوَّلِ تَمُّوزَ. · نَبَّهَهُمْ أَنْ لَا يُهْمِلُوا الْمَلَابِسَ وَالنَّظَّارَاتِ.</w:t>
+              <w:t xml:space="preserve">تَعْمَلُ الأُمُّ تَطَوُّعًا مَرَّتَيْنِ. · يَذْهَبُونَ فِي أَوَّلِ تَمُّوزَ. · نَبَّهَهُمْ أَنْ لَا يُهْمِلُوا المَلَابِسَ وَالنَّظَّارَاتِ.</w:t>
             </w:r>
           </w:p>
         </w:tc>

--- a/dosyalar/10-sinif/arapca-10-2d2y-beceri.docx
+++ b/dosyalar/10-sinif/arapca-10-2d2y-beceri.docx
@@ -514,7 +514,7 @@
             </w:pPr>
             <w:r>
               <w:rPr>
-                <w:rFonts w:ascii="Markazi Text" w:cs="Markazi Text" w:eastAsia="Markazi Text" w:hAnsi="Markazi Text"/>
+                <w:rFonts w:ascii="Arakom" w:cs="Arakom" w:eastAsia="Arakom" w:hAnsi="Arakom"/>
                 <w:b/>
                 <w:bCs/>
                 <w:color w:val="111111"/>
@@ -532,7 +532,7 @@
             </w:pPr>
             <w:r>
               <w:rPr>
-                <w:rFonts w:ascii="Markazi Text" w:cs="Markazi Text" w:eastAsia="Markazi Text" w:hAnsi="Markazi Text"/>
+                <w:rFonts w:ascii="Arakom" w:cs="Arakom" w:eastAsia="Arakom" w:hAnsi="Arakom"/>
                 <w:b w:val="false"/>
                 <w:bCs w:val="false"/>
                 <w:color w:val="111111"/>
@@ -550,7 +550,7 @@
             </w:pPr>
             <w:r>
               <w:rPr>
-                <w:rFonts w:ascii="Markazi Text" w:cs="Markazi Text" w:eastAsia="Markazi Text" w:hAnsi="Markazi Text"/>
+                <w:rFonts w:ascii="Arakom" w:cs="Arakom" w:eastAsia="Arakom" w:hAnsi="Arakom"/>
                 <w:b w:val="false"/>
                 <w:bCs w:val="false"/>
                 <w:color w:val="111111"/>
@@ -568,7 +568,7 @@
             </w:pPr>
             <w:r>
               <w:rPr>
-                <w:rFonts w:ascii="Markazi Text" w:cs="Markazi Text" w:eastAsia="Markazi Text" w:hAnsi="Markazi Text"/>
+                <w:rFonts w:ascii="Arakom" w:cs="Arakom" w:eastAsia="Arakom" w:hAnsi="Arakom"/>
                 <w:b w:val="false"/>
                 <w:bCs w:val="false"/>
                 <w:color w:val="111111"/>
@@ -586,7 +586,7 @@
             </w:pPr>
             <w:r>
               <w:rPr>
-                <w:rFonts w:ascii="Markazi Text" w:cs="Markazi Text" w:eastAsia="Markazi Text" w:hAnsi="Markazi Text"/>
+                <w:rFonts w:ascii="Arakom" w:cs="Arakom" w:eastAsia="Arakom" w:hAnsi="Arakom"/>
                 <w:b w:val="false"/>
                 <w:bCs w:val="false"/>
                 <w:color w:val="111111"/>
@@ -604,7 +604,7 @@
             </w:pPr>
             <w:r>
               <w:rPr>
-                <w:rFonts w:ascii="Markazi Text" w:cs="Markazi Text" w:eastAsia="Markazi Text" w:hAnsi="Markazi Text"/>
+                <w:rFonts w:ascii="Arakom" w:cs="Arakom" w:eastAsia="Arakom" w:hAnsi="Arakom"/>
                 <w:b w:val="false"/>
                 <w:bCs w:val="false"/>
                 <w:color w:val="111111"/>
@@ -622,7 +622,7 @@
             </w:pPr>
             <w:r>
               <w:rPr>
-                <w:rFonts w:ascii="Markazi Text" w:cs="Markazi Text" w:eastAsia="Markazi Text" w:hAnsi="Markazi Text"/>
+                <w:rFonts w:ascii="Arakom" w:cs="Arakom" w:eastAsia="Arakom" w:hAnsi="Arakom"/>
                 <w:b w:val="false"/>
                 <w:bCs w:val="false"/>
                 <w:color w:val="111111"/>
@@ -640,7 +640,7 @@
             </w:pPr>
             <w:r>
               <w:rPr>
-                <w:rFonts w:ascii="Markazi Text" w:cs="Markazi Text" w:eastAsia="Markazi Text" w:hAnsi="Markazi Text"/>
+                <w:rFonts w:ascii="Arakom" w:cs="Arakom" w:eastAsia="Arakom" w:hAnsi="Arakom"/>
                 <w:b w:val="false"/>
                 <w:bCs w:val="false"/>
                 <w:color w:val="111111"/>
@@ -658,7 +658,7 @@
             </w:pPr>
             <w:r>
               <w:rPr>
-                <w:rFonts w:ascii="Markazi Text" w:cs="Markazi Text" w:eastAsia="Markazi Text" w:hAnsi="Markazi Text"/>
+                <w:rFonts w:ascii="Arakom" w:cs="Arakom" w:eastAsia="Arakom" w:hAnsi="Arakom"/>
                 <w:b w:val="false"/>
                 <w:bCs w:val="false"/>
                 <w:color w:val="111111"/>
@@ -676,7 +676,7 @@
             </w:pPr>
             <w:r>
               <w:rPr>
-                <w:rFonts w:ascii="Markazi Text" w:cs="Markazi Text" w:eastAsia="Markazi Text" w:hAnsi="Markazi Text"/>
+                <w:rFonts w:ascii="Arakom" w:cs="Arakom" w:eastAsia="Arakom" w:hAnsi="Arakom"/>
                 <w:b w:val="false"/>
                 <w:bCs w:val="false"/>
                 <w:color w:val="111111"/>
@@ -694,7 +694,7 @@
             </w:pPr>
             <w:r>
               <w:rPr>
-                <w:rFonts w:ascii="Markazi Text" w:cs="Markazi Text" w:eastAsia="Markazi Text" w:hAnsi="Markazi Text"/>
+                <w:rFonts w:ascii="Arakom" w:cs="Arakom" w:eastAsia="Arakom" w:hAnsi="Arakom"/>
                 <w:b w:val="false"/>
                 <w:bCs w:val="false"/>
                 <w:color w:val="111111"/>
@@ -712,7 +712,7 @@
             </w:pPr>
             <w:r>
               <w:rPr>
-                <w:rFonts w:ascii="Markazi Text" w:cs="Markazi Text" w:eastAsia="Markazi Text" w:hAnsi="Markazi Text"/>
+                <w:rFonts w:ascii="Arakom" w:cs="Arakom" w:eastAsia="Arakom" w:hAnsi="Arakom"/>
                 <w:b w:val="false"/>
                 <w:bCs w:val="false"/>
                 <w:color w:val="111111"/>
@@ -766,7 +766,7 @@
       </w:r>
       <w:r>
         <w:rPr>
-          <w:rFonts w:ascii="Markazi Text" w:cs="Markazi Text" w:eastAsia="Markazi Text" w:hAnsi="Markazi Text"/>
+          <w:rFonts w:ascii="Arakom" w:cs="Arakom" w:eastAsia="Arakom" w:hAnsi="Arakom"/>
           <w:b w:val="false"/>
           <w:bCs w:val="false"/>
           <w:color w:val="111111"/>
@@ -834,7 +834,7 @@
             </w:r>
             <w:r>
               <w:rPr>
-                <w:rFonts w:ascii="Markazi Text" w:cs="Markazi Text" w:eastAsia="Markazi Text" w:hAnsi="Markazi Text"/>
+                <w:rFonts w:ascii="Arakom" w:cs="Arakom" w:eastAsia="Arakom" w:hAnsi="Arakom"/>
                 <w:b w:val="false"/>
                 <w:bCs w:val="false"/>
                 <w:color w:val="111111"/>
@@ -883,7 +883,7 @@
             </w:r>
             <w:r>
               <w:rPr>
-                <w:rFonts w:ascii="Markazi Text" w:cs="Markazi Text" w:eastAsia="Markazi Text" w:hAnsi="Markazi Text"/>
+                <w:rFonts w:ascii="Arakom" w:cs="Arakom" w:eastAsia="Arakom" w:hAnsi="Arakom"/>
                 <w:b w:val="false"/>
                 <w:bCs w:val="false"/>
                 <w:color w:val="111111"/>
@@ -937,7 +937,7 @@
             </w:r>
             <w:r>
               <w:rPr>
-                <w:rFonts w:ascii="Markazi Text" w:cs="Markazi Text" w:eastAsia="Markazi Text" w:hAnsi="Markazi Text"/>
+                <w:rFonts w:ascii="Arakom" w:cs="Arakom" w:eastAsia="Arakom" w:hAnsi="Arakom"/>
                 <w:b w:val="false"/>
                 <w:bCs w:val="false"/>
                 <w:color w:val="111111"/>
@@ -986,7 +986,7 @@
             </w:r>
             <w:r>
               <w:rPr>
-                <w:rFonts w:ascii="Markazi Text" w:cs="Markazi Text" w:eastAsia="Markazi Text" w:hAnsi="Markazi Text"/>
+                <w:rFonts w:ascii="Arakom" w:cs="Arakom" w:eastAsia="Arakom" w:hAnsi="Arakom"/>
                 <w:b w:val="false"/>
                 <w:bCs w:val="false"/>
                 <w:color w:val="111111"/>
@@ -1022,7 +1022,7 @@
       </w:r>
       <w:r>
         <w:rPr>
-          <w:rFonts w:ascii="Markazi Text" w:cs="Markazi Text" w:eastAsia="Markazi Text" w:hAnsi="Markazi Text"/>
+          <w:rFonts w:ascii="Arakom" w:cs="Arakom" w:eastAsia="Arakom" w:hAnsi="Arakom"/>
           <w:b w:val="false"/>
           <w:bCs w:val="false"/>
           <w:color w:val="111111"/>
@@ -1090,7 +1090,7 @@
             </w:r>
             <w:r>
               <w:rPr>
-                <w:rFonts w:ascii="Markazi Text" w:cs="Markazi Text" w:eastAsia="Markazi Text" w:hAnsi="Markazi Text"/>
+                <w:rFonts w:ascii="Arakom" w:cs="Arakom" w:eastAsia="Arakom" w:hAnsi="Arakom"/>
                 <w:b w:val="false"/>
                 <w:bCs w:val="false"/>
                 <w:color w:val="111111"/>
@@ -1139,7 +1139,7 @@
             </w:r>
             <w:r>
               <w:rPr>
-                <w:rFonts w:ascii="Markazi Text" w:cs="Markazi Text" w:eastAsia="Markazi Text" w:hAnsi="Markazi Text"/>
+                <w:rFonts w:ascii="Arakom" w:cs="Arakom" w:eastAsia="Arakom" w:hAnsi="Arakom"/>
                 <w:b w:val="false"/>
                 <w:bCs w:val="false"/>
                 <w:color w:val="111111"/>
@@ -1193,7 +1193,7 @@
             </w:r>
             <w:r>
               <w:rPr>
-                <w:rFonts w:ascii="Markazi Text" w:cs="Markazi Text" w:eastAsia="Markazi Text" w:hAnsi="Markazi Text"/>
+                <w:rFonts w:ascii="Arakom" w:cs="Arakom" w:eastAsia="Arakom" w:hAnsi="Arakom"/>
                 <w:b w:val="false"/>
                 <w:bCs w:val="false"/>
                 <w:color w:val="111111"/>
@@ -1242,7 +1242,7 @@
             </w:r>
             <w:r>
               <w:rPr>
-                <w:rFonts w:ascii="Markazi Text" w:cs="Markazi Text" w:eastAsia="Markazi Text" w:hAnsi="Markazi Text"/>
+                <w:rFonts w:ascii="Arakom" w:cs="Arakom" w:eastAsia="Arakom" w:hAnsi="Arakom"/>
                 <w:b w:val="false"/>
                 <w:bCs w:val="false"/>
                 <w:color w:val="111111"/>
@@ -1278,7 +1278,7 @@
       </w:r>
       <w:r>
         <w:rPr>
-          <w:rFonts w:ascii="Markazi Text" w:cs="Markazi Text" w:eastAsia="Markazi Text" w:hAnsi="Markazi Text"/>
+          <w:rFonts w:ascii="Arakom" w:cs="Arakom" w:eastAsia="Arakom" w:hAnsi="Arakom"/>
           <w:b w:val="false"/>
           <w:bCs w:val="false"/>
           <w:color w:val="111111"/>
@@ -1346,7 +1346,7 @@
             </w:r>
             <w:r>
               <w:rPr>
-                <w:rFonts w:ascii="Markazi Text" w:cs="Markazi Text" w:eastAsia="Markazi Text" w:hAnsi="Markazi Text"/>
+                <w:rFonts w:ascii="Arakom" w:cs="Arakom" w:eastAsia="Arakom" w:hAnsi="Arakom"/>
                 <w:b w:val="false"/>
                 <w:bCs w:val="false"/>
                 <w:color w:val="111111"/>
@@ -1395,7 +1395,7 @@
             </w:r>
             <w:r>
               <w:rPr>
-                <w:rFonts w:ascii="Markazi Text" w:cs="Markazi Text" w:eastAsia="Markazi Text" w:hAnsi="Markazi Text"/>
+                <w:rFonts w:ascii="Arakom" w:cs="Arakom" w:eastAsia="Arakom" w:hAnsi="Arakom"/>
                 <w:b w:val="false"/>
                 <w:bCs w:val="false"/>
                 <w:color w:val="111111"/>
@@ -1449,7 +1449,7 @@
             </w:r>
             <w:r>
               <w:rPr>
-                <w:rFonts w:ascii="Markazi Text" w:cs="Markazi Text" w:eastAsia="Markazi Text" w:hAnsi="Markazi Text"/>
+                <w:rFonts w:ascii="Arakom" w:cs="Arakom" w:eastAsia="Arakom" w:hAnsi="Arakom"/>
                 <w:b w:val="false"/>
                 <w:bCs w:val="false"/>
                 <w:color w:val="111111"/>
@@ -1498,7 +1498,7 @@
             </w:r>
             <w:r>
               <w:rPr>
-                <w:rFonts w:ascii="Markazi Text" w:cs="Markazi Text" w:eastAsia="Markazi Text" w:hAnsi="Markazi Text"/>
+                <w:rFonts w:ascii="Arakom" w:cs="Arakom" w:eastAsia="Arakom" w:hAnsi="Arakom"/>
                 <w:b w:val="false"/>
                 <w:bCs w:val="false"/>
                 <w:color w:val="111111"/>
@@ -1866,7 +1866,7 @@
             </w:pPr>
             <w:r>
               <w:rPr>
-                <w:rFonts w:ascii="Markazi Text" w:cs="Markazi Text" w:eastAsia="Markazi Text" w:hAnsi="Markazi Text"/>
+                <w:rFonts w:ascii="Arakom" w:cs="Arakom" w:eastAsia="Arakom" w:hAnsi="Arakom"/>
                 <w:b w:val="false"/>
                 <w:bCs w:val="false"/>
                 <w:color w:val="111111"/>
@@ -1992,7 +1992,7 @@
             </w:pPr>
             <w:r>
               <w:rPr>
-                <w:rFonts w:ascii="Markazi Text" w:cs="Markazi Text" w:eastAsia="Markazi Text" w:hAnsi="Markazi Text"/>
+                <w:rFonts w:ascii="Arakom" w:cs="Arakom" w:eastAsia="Arakom" w:hAnsi="Arakom"/>
                 <w:b w:val="false"/>
                 <w:bCs w:val="false"/>
                 <w:color w:val="111111"/>
@@ -2118,7 +2118,7 @@
             </w:pPr>
             <w:r>
               <w:rPr>
-                <w:rFonts w:ascii="Markazi Text" w:cs="Markazi Text" w:eastAsia="Markazi Text" w:hAnsi="Markazi Text"/>
+                <w:rFonts w:ascii="Arakom" w:cs="Arakom" w:eastAsia="Arakom" w:hAnsi="Arakom"/>
                 <w:b w:val="false"/>
                 <w:bCs w:val="false"/>
                 <w:color w:val="111111"/>
@@ -2244,7 +2244,7 @@
             </w:pPr>
             <w:r>
               <w:rPr>
-                <w:rFonts w:ascii="Markazi Text" w:cs="Markazi Text" w:eastAsia="Markazi Text" w:hAnsi="Markazi Text"/>
+                <w:rFonts w:ascii="Arakom" w:cs="Arakom" w:eastAsia="Arakom" w:hAnsi="Arakom"/>
                 <w:b w:val="false"/>
                 <w:bCs w:val="false"/>
                 <w:color w:val="111111"/>
@@ -2370,7 +2370,7 @@
             </w:pPr>
             <w:r>
               <w:rPr>
-                <w:rFonts w:ascii="Markazi Text" w:cs="Markazi Text" w:eastAsia="Markazi Text" w:hAnsi="Markazi Text"/>
+                <w:rFonts w:ascii="Arakom" w:cs="Arakom" w:eastAsia="Arakom" w:hAnsi="Arakom"/>
                 <w:b w:val="false"/>
                 <w:bCs w:val="false"/>
                 <w:color w:val="111111"/>
@@ -2606,7 +2606,7 @@
             </w:r>
             <w:r>
               <w:rPr>
-                <w:rFonts w:ascii="Markazi Text" w:cs="Markazi Text" w:eastAsia="Markazi Text" w:hAnsi="Markazi Text"/>
+                <w:rFonts w:ascii="Arakom" w:cs="Arakom" w:eastAsia="Arakom" w:hAnsi="Arakom"/>
                 <w:b w:val="false"/>
                 <w:bCs w:val="false"/>
                 <w:color w:val="111111"/>
@@ -2656,7 +2656,7 @@
             </w:r>
             <w:r>
               <w:rPr>
-                <w:rFonts w:ascii="Markazi Text" w:cs="Markazi Text" w:eastAsia="Markazi Text" w:hAnsi="Markazi Text"/>
+                <w:rFonts w:ascii="Arakom" w:cs="Arakom" w:eastAsia="Arakom" w:hAnsi="Arakom"/>
                 <w:b w:val="false"/>
                 <w:bCs w:val="false"/>
                 <w:color w:val="111111"/>
@@ -2711,7 +2711,7 @@
             </w:r>
             <w:r>
               <w:rPr>
-                <w:rFonts w:ascii="Markazi Text" w:cs="Markazi Text" w:eastAsia="Markazi Text" w:hAnsi="Markazi Text"/>
+                <w:rFonts w:ascii="Arakom" w:cs="Arakom" w:eastAsia="Arakom" w:hAnsi="Arakom"/>
                 <w:b w:val="false"/>
                 <w:bCs w:val="false"/>
                 <w:color w:val="111111"/>
@@ -2761,7 +2761,7 @@
             </w:r>
             <w:r>
               <w:rPr>
-                <w:rFonts w:ascii="Markazi Text" w:cs="Markazi Text" w:eastAsia="Markazi Text" w:hAnsi="Markazi Text"/>
+                <w:rFonts w:ascii="Arakom" w:cs="Arakom" w:eastAsia="Arakom" w:hAnsi="Arakom"/>
                 <w:b w:val="false"/>
                 <w:bCs w:val="false"/>
                 <w:color w:val="111111"/>
@@ -2853,7 +2853,7 @@
             </w:r>
             <w:r>
               <w:rPr>
-                <w:rFonts w:ascii="Markazi Text" w:cs="Markazi Text" w:eastAsia="Markazi Text" w:hAnsi="Markazi Text"/>
+                <w:rFonts w:ascii="Arakom" w:cs="Arakom" w:eastAsia="Arakom" w:hAnsi="Arakom"/>
                 <w:b w:val="false"/>
                 <w:bCs w:val="false"/>
                 <w:color w:val="111111"/>
@@ -2903,7 +2903,7 @@
             </w:r>
             <w:r>
               <w:rPr>
-                <w:rFonts w:ascii="Markazi Text" w:cs="Markazi Text" w:eastAsia="Markazi Text" w:hAnsi="Markazi Text"/>
+                <w:rFonts w:ascii="Arakom" w:cs="Arakom" w:eastAsia="Arakom" w:hAnsi="Arakom"/>
                 <w:b w:val="false"/>
                 <w:bCs w:val="false"/>
                 <w:color w:val="111111"/>
@@ -2958,7 +2958,7 @@
             </w:r>
             <w:r>
               <w:rPr>
-                <w:rFonts w:ascii="Markazi Text" w:cs="Markazi Text" w:eastAsia="Markazi Text" w:hAnsi="Markazi Text"/>
+                <w:rFonts w:ascii="Arakom" w:cs="Arakom" w:eastAsia="Arakom" w:hAnsi="Arakom"/>
                 <w:b w:val="false"/>
                 <w:bCs w:val="false"/>
                 <w:color w:val="111111"/>
@@ -3008,7 +3008,7 @@
             </w:r>
             <w:r>
               <w:rPr>
-                <w:rFonts w:ascii="Markazi Text" w:cs="Markazi Text" w:eastAsia="Markazi Text" w:hAnsi="Markazi Text"/>
+                <w:rFonts w:ascii="Arakom" w:cs="Arakom" w:eastAsia="Arakom" w:hAnsi="Arakom"/>
                 <w:b w:val="false"/>
                 <w:bCs w:val="false"/>
                 <w:color w:val="111111"/>
@@ -3100,7 +3100,7 @@
             </w:r>
             <w:r>
               <w:rPr>
-                <w:rFonts w:ascii="Markazi Text" w:cs="Markazi Text" w:eastAsia="Markazi Text" w:hAnsi="Markazi Text"/>
+                <w:rFonts w:ascii="Arakom" w:cs="Arakom" w:eastAsia="Arakom" w:hAnsi="Arakom"/>
                 <w:b w:val="false"/>
                 <w:bCs w:val="false"/>
                 <w:color w:val="111111"/>
@@ -3150,7 +3150,7 @@
             </w:r>
             <w:r>
               <w:rPr>
-                <w:rFonts w:ascii="Markazi Text" w:cs="Markazi Text" w:eastAsia="Markazi Text" w:hAnsi="Markazi Text"/>
+                <w:rFonts w:ascii="Arakom" w:cs="Arakom" w:eastAsia="Arakom" w:hAnsi="Arakom"/>
                 <w:b w:val="false"/>
                 <w:bCs w:val="false"/>
                 <w:color w:val="111111"/>
@@ -3205,7 +3205,7 @@
             </w:r>
             <w:r>
               <w:rPr>
-                <w:rFonts w:ascii="Markazi Text" w:cs="Markazi Text" w:eastAsia="Markazi Text" w:hAnsi="Markazi Text"/>
+                <w:rFonts w:ascii="Arakom" w:cs="Arakom" w:eastAsia="Arakom" w:hAnsi="Arakom"/>
                 <w:b w:val="false"/>
                 <w:bCs w:val="false"/>
                 <w:color w:val="111111"/>
@@ -3255,7 +3255,7 @@
             </w:r>
             <w:r>
               <w:rPr>
-                <w:rFonts w:ascii="Markazi Text" w:cs="Markazi Text" w:eastAsia="Markazi Text" w:hAnsi="Markazi Text"/>
+                <w:rFonts w:ascii="Arakom" w:cs="Arakom" w:eastAsia="Arakom" w:hAnsi="Arakom"/>
                 <w:b w:val="false"/>
                 <w:bCs w:val="false"/>
                 <w:color w:val="111111"/>
@@ -3347,7 +3347,7 @@
             </w:r>
             <w:r>
               <w:rPr>
-                <w:rFonts w:ascii="Markazi Text" w:cs="Markazi Text" w:eastAsia="Markazi Text" w:hAnsi="Markazi Text"/>
+                <w:rFonts w:ascii="Arakom" w:cs="Arakom" w:eastAsia="Arakom" w:hAnsi="Arakom"/>
                 <w:b w:val="false"/>
                 <w:bCs w:val="false"/>
                 <w:color w:val="111111"/>
@@ -3397,7 +3397,7 @@
             </w:r>
             <w:r>
               <w:rPr>
-                <w:rFonts w:ascii="Markazi Text" w:cs="Markazi Text" w:eastAsia="Markazi Text" w:hAnsi="Markazi Text"/>
+                <w:rFonts w:ascii="Arakom" w:cs="Arakom" w:eastAsia="Arakom" w:hAnsi="Arakom"/>
                 <w:b w:val="false"/>
                 <w:bCs w:val="false"/>
                 <w:color w:val="111111"/>
@@ -3452,7 +3452,7 @@
             </w:r>
             <w:r>
               <w:rPr>
-                <w:rFonts w:ascii="Markazi Text" w:cs="Markazi Text" w:eastAsia="Markazi Text" w:hAnsi="Markazi Text"/>
+                <w:rFonts w:ascii="Arakom" w:cs="Arakom" w:eastAsia="Arakom" w:hAnsi="Arakom"/>
                 <w:b w:val="false"/>
                 <w:bCs w:val="false"/>
                 <w:color w:val="111111"/>
@@ -3502,7 +3502,7 @@
             </w:r>
             <w:r>
               <w:rPr>
-                <w:rFonts w:ascii="Markazi Text" w:cs="Markazi Text" w:eastAsia="Markazi Text" w:hAnsi="Markazi Text"/>
+                <w:rFonts w:ascii="Arakom" w:cs="Arakom" w:eastAsia="Arakom" w:hAnsi="Arakom"/>
                 <w:b w:val="false"/>
                 <w:bCs w:val="false"/>
                 <w:color w:val="111111"/>
@@ -3594,7 +3594,7 @@
             </w:r>
             <w:r>
               <w:rPr>
-                <w:rFonts w:ascii="Markazi Text" w:cs="Markazi Text" w:eastAsia="Markazi Text" w:hAnsi="Markazi Text"/>
+                <w:rFonts w:ascii="Arakom" w:cs="Arakom" w:eastAsia="Arakom" w:hAnsi="Arakom"/>
                 <w:b w:val="false"/>
                 <w:bCs w:val="false"/>
                 <w:color w:val="111111"/>
@@ -3644,7 +3644,7 @@
             </w:r>
             <w:r>
               <w:rPr>
-                <w:rFonts w:ascii="Markazi Text" w:cs="Markazi Text" w:eastAsia="Markazi Text" w:hAnsi="Markazi Text"/>
+                <w:rFonts w:ascii="Arakom" w:cs="Arakom" w:eastAsia="Arakom" w:hAnsi="Arakom"/>
                 <w:b w:val="false"/>
                 <w:bCs w:val="false"/>
                 <w:color w:val="111111"/>
@@ -3699,7 +3699,7 @@
             </w:r>
             <w:r>
               <w:rPr>
-                <w:rFonts w:ascii="Markazi Text" w:cs="Markazi Text" w:eastAsia="Markazi Text" w:hAnsi="Markazi Text"/>
+                <w:rFonts w:ascii="Arakom" w:cs="Arakom" w:eastAsia="Arakom" w:hAnsi="Arakom"/>
                 <w:b w:val="false"/>
                 <w:bCs w:val="false"/>
                 <w:color w:val="111111"/>
@@ -3749,7 +3749,7 @@
             </w:r>
             <w:r>
               <w:rPr>
-                <w:rFonts w:ascii="Markazi Text" w:cs="Markazi Text" w:eastAsia="Markazi Text" w:hAnsi="Markazi Text"/>
+                <w:rFonts w:ascii="Arakom" w:cs="Arakom" w:eastAsia="Arakom" w:hAnsi="Arakom"/>
                 <w:b w:val="false"/>
                 <w:bCs w:val="false"/>
                 <w:color w:val="111111"/>
@@ -3925,7 +3925,7 @@
             </w:pPr>
             <w:r>
               <w:rPr>
-                <w:rFonts w:ascii="Markazi Text" w:cs="Markazi Text" w:eastAsia="Markazi Text" w:hAnsi="Markazi Text"/>
+                <w:rFonts w:ascii="Arakom" w:cs="Arakom" w:eastAsia="Arakom" w:hAnsi="Arakom"/>
                 <w:b w:val="false"/>
                 <w:bCs w:val="false"/>
                 <w:color w:val="111111"/>
@@ -4095,7 +4095,7 @@
             </w:pPr>
             <w:r>
               <w:rPr>
-                <w:rFonts w:ascii="Markazi Text" w:cs="Markazi Text" w:eastAsia="Markazi Text" w:hAnsi="Markazi Text"/>
+                <w:rFonts w:ascii="Arakom" w:cs="Arakom" w:eastAsia="Arakom" w:hAnsi="Arakom"/>
                 <w:b w:val="false"/>
                 <w:bCs w:val="false"/>
                 <w:color w:val="111111"/>
@@ -4265,7 +4265,7 @@
             </w:pPr>
             <w:r>
               <w:rPr>
-                <w:rFonts w:ascii="Markazi Text" w:cs="Markazi Text" w:eastAsia="Markazi Text" w:hAnsi="Markazi Text"/>
+                <w:rFonts w:ascii="Arakom" w:cs="Arakom" w:eastAsia="Arakom" w:hAnsi="Arakom"/>
                 <w:b w:val="false"/>
                 <w:bCs w:val="false"/>
                 <w:color w:val="111111"/>
@@ -4435,7 +4435,7 @@
             </w:pPr>
             <w:r>
               <w:rPr>
-                <w:rFonts w:ascii="Markazi Text" w:cs="Markazi Text" w:eastAsia="Markazi Text" w:hAnsi="Markazi Text"/>
+                <w:rFonts w:ascii="Arakom" w:cs="Arakom" w:eastAsia="Arakom" w:hAnsi="Arakom"/>
                 <w:b w:val="false"/>
                 <w:bCs w:val="false"/>
                 <w:color w:val="111111"/>
@@ -4605,7 +4605,7 @@
             </w:pPr>
             <w:r>
               <w:rPr>
-                <w:rFonts w:ascii="Markazi Text" w:cs="Markazi Text" w:eastAsia="Markazi Text" w:hAnsi="Markazi Text"/>
+                <w:rFonts w:ascii="Arakom" w:cs="Arakom" w:eastAsia="Arakom" w:hAnsi="Arakom"/>
                 <w:b w:val="false"/>
                 <w:bCs w:val="false"/>
                 <w:color w:val="111111"/>
@@ -4855,7 +4855,7 @@
             </w:pPr>
             <w:r>
               <w:rPr>
-                <w:rFonts w:ascii="Markazi Text" w:cs="Markazi Text" w:eastAsia="Markazi Text" w:hAnsi="Markazi Text"/>
+                <w:rFonts w:ascii="Arakom" w:cs="Arakom" w:eastAsia="Arakom" w:hAnsi="Arakom"/>
                 <w:b w:val="false"/>
                 <w:bCs w:val="false"/>
                 <w:color w:val="111111"/>
@@ -4962,7 +4962,7 @@
             </w:pPr>
             <w:r>
               <w:rPr>
-                <w:rFonts w:ascii="Markazi Text" w:cs="Markazi Text" w:eastAsia="Markazi Text" w:hAnsi="Markazi Text"/>
+                <w:rFonts w:ascii="Arakom" w:cs="Arakom" w:eastAsia="Arakom" w:hAnsi="Arakom"/>
                 <w:b w:val="false"/>
                 <w:bCs w:val="false"/>
                 <w:color w:val="111111"/>
@@ -5034,7 +5034,7 @@
             </w:pPr>
             <w:r>
               <w:rPr>
-                <w:rFonts w:ascii="Markazi Text" w:cs="Markazi Text" w:eastAsia="Markazi Text" w:hAnsi="Markazi Text"/>
+                <w:rFonts w:ascii="Arakom" w:cs="Arakom" w:eastAsia="Arakom" w:hAnsi="Arakom"/>
                 <w:b w:val="false"/>
                 <w:bCs w:val="false"/>
                 <w:color w:val="111111"/>
@@ -5106,7 +5106,7 @@
             </w:pPr>
             <w:r>
               <w:rPr>
-                <w:rFonts w:ascii="Markazi Text" w:cs="Markazi Text" w:eastAsia="Markazi Text" w:hAnsi="Markazi Text"/>
+                <w:rFonts w:ascii="Arakom" w:cs="Arakom" w:eastAsia="Arakom" w:hAnsi="Arakom"/>
                 <w:b w:val="false"/>
                 <w:bCs w:val="false"/>
                 <w:color w:val="111111"/>
@@ -5178,7 +5178,7 @@
             </w:pPr>
             <w:r>
               <w:rPr>
-                <w:rFonts w:ascii="Markazi Text" w:cs="Markazi Text" w:eastAsia="Markazi Text" w:hAnsi="Markazi Text"/>
+                <w:rFonts w:ascii="Arakom" w:cs="Arakom" w:eastAsia="Arakom" w:hAnsi="Arakom"/>
                 <w:b w:val="false"/>
                 <w:bCs w:val="false"/>
                 <w:color w:val="111111"/>
@@ -5250,7 +5250,7 @@
             </w:pPr>
             <w:r>
               <w:rPr>
-                <w:rFonts w:ascii="Markazi Text" w:cs="Markazi Text" w:eastAsia="Markazi Text" w:hAnsi="Markazi Text"/>
+                <w:rFonts w:ascii="Arakom" w:cs="Arakom" w:eastAsia="Arakom" w:hAnsi="Arakom"/>
                 <w:b w:val="false"/>
                 <w:bCs w:val="false"/>
                 <w:color w:val="111111"/>
@@ -5519,7 +5519,7 @@
             </w:pPr>
             <w:r>
               <w:rPr>
-                <w:rFonts w:ascii="Markazi Text" w:cs="Markazi Text" w:eastAsia="Markazi Text" w:hAnsi="Markazi Text"/>
+                <w:rFonts w:ascii="Arakom" w:cs="Arakom" w:eastAsia="Arakom" w:hAnsi="Arakom"/>
                 <w:b w:val="false"/>
                 <w:bCs w:val="false"/>
                 <w:color w:val="111111"/>
@@ -5615,7 +5615,7 @@
             </w:pPr>
             <w:r>
               <w:rPr>
-                <w:rFonts w:ascii="Markazi Text" w:cs="Markazi Text" w:eastAsia="Markazi Text" w:hAnsi="Markazi Text"/>
+                <w:rFonts w:ascii="Arakom" w:cs="Arakom" w:eastAsia="Arakom" w:hAnsi="Arakom"/>
                 <w:b w:val="false"/>
                 <w:bCs w:val="false"/>
                 <w:color w:val="111111"/>
@@ -5711,7 +5711,7 @@
             </w:pPr>
             <w:r>
               <w:rPr>
-                <w:rFonts w:ascii="Markazi Text" w:cs="Markazi Text" w:eastAsia="Markazi Text" w:hAnsi="Markazi Text"/>
+                <w:rFonts w:ascii="Arakom" w:cs="Arakom" w:eastAsia="Arakom" w:hAnsi="Arakom"/>
                 <w:b w:val="false"/>
                 <w:bCs w:val="false"/>
                 <w:color w:val="111111"/>
@@ -5807,7 +5807,7 @@
             </w:pPr>
             <w:r>
               <w:rPr>
-                <w:rFonts w:ascii="Markazi Text" w:cs="Markazi Text" w:eastAsia="Markazi Text" w:hAnsi="Markazi Text"/>
+                <w:rFonts w:ascii="Arakom" w:cs="Arakom" w:eastAsia="Arakom" w:hAnsi="Arakom"/>
                 <w:b w:val="false"/>
                 <w:bCs w:val="false"/>
                 <w:color w:val="111111"/>
@@ -5903,7 +5903,7 @@
             </w:pPr>
             <w:r>
               <w:rPr>
-                <w:rFonts w:ascii="Markazi Text" w:cs="Markazi Text" w:eastAsia="Markazi Text" w:hAnsi="Markazi Text"/>
+                <w:rFonts w:ascii="Arakom" w:cs="Arakom" w:eastAsia="Arakom" w:hAnsi="Arakom"/>
                 <w:b w:val="false"/>
                 <w:bCs w:val="false"/>
                 <w:color w:val="111111"/>
@@ -6232,7 +6232,7 @@
             </w:pPr>
             <w:r>
               <w:rPr>
-                <w:rFonts w:ascii="Markazi Text" w:cs="Markazi Text" w:eastAsia="Markazi Text" w:hAnsi="Markazi Text"/>
+                <w:rFonts w:ascii="Arakom" w:cs="Arakom" w:eastAsia="Arakom" w:hAnsi="Arakom"/>
                 <w:b w:val="false"/>
                 <w:bCs w:val="false"/>
                 <w:color w:val="111111"/>
@@ -6328,7 +6328,7 @@
             </w:pPr>
             <w:r>
               <w:rPr>
-                <w:rFonts w:ascii="Markazi Text" w:cs="Markazi Text" w:eastAsia="Markazi Text" w:hAnsi="Markazi Text"/>
+                <w:rFonts w:ascii="Arakom" w:cs="Arakom" w:eastAsia="Arakom" w:hAnsi="Arakom"/>
                 <w:b w:val="false"/>
                 <w:bCs w:val="false"/>
                 <w:color w:val="111111"/>
@@ -6424,7 +6424,7 @@
             </w:pPr>
             <w:r>
               <w:rPr>
-                <w:rFonts w:ascii="Markazi Text" w:cs="Markazi Text" w:eastAsia="Markazi Text" w:hAnsi="Markazi Text"/>
+                <w:rFonts w:ascii="Arakom" w:cs="Arakom" w:eastAsia="Arakom" w:hAnsi="Arakom"/>
                 <w:b w:val="false"/>
                 <w:bCs w:val="false"/>
                 <w:color w:val="111111"/>
@@ -6520,7 +6520,7 @@
             </w:pPr>
             <w:r>
               <w:rPr>
-                <w:rFonts w:ascii="Markazi Text" w:cs="Markazi Text" w:eastAsia="Markazi Text" w:hAnsi="Markazi Text"/>
+                <w:rFonts w:ascii="Arakom" w:cs="Arakom" w:eastAsia="Arakom" w:hAnsi="Arakom"/>
                 <w:b w:val="false"/>
                 <w:bCs w:val="false"/>
                 <w:color w:val="111111"/>
@@ -6616,7 +6616,7 @@
             </w:pPr>
             <w:r>
               <w:rPr>
-                <w:rFonts w:ascii="Markazi Text" w:cs="Markazi Text" w:eastAsia="Markazi Text" w:hAnsi="Markazi Text"/>
+                <w:rFonts w:ascii="Arakom" w:cs="Arakom" w:eastAsia="Arakom" w:hAnsi="Arakom"/>
                 <w:b w:val="false"/>
                 <w:bCs w:val="false"/>
                 <w:color w:val="111111"/>
@@ -6768,7 +6768,7 @@
             </w:pPr>
             <w:r>
               <w:rPr>
-                <w:rFonts w:ascii="Markazi Text" w:cs="Markazi Text" w:eastAsia="Markazi Text" w:hAnsi="Markazi Text"/>
+                <w:rFonts w:ascii="Arakom" w:cs="Arakom" w:eastAsia="Arakom" w:hAnsi="Arakom"/>
                 <w:b w:val="false"/>
                 <w:bCs w:val="false"/>
                 <w:color w:val="111111"/>
@@ -7730,7 +7730,7 @@
             </w:pPr>
             <w:r>
               <w:rPr>
-                <w:rFonts w:ascii="Markazi Text" w:cs="Markazi Text" w:eastAsia="Markazi Text" w:hAnsi="Markazi Text"/>
+                <w:rFonts w:ascii="Arakom" w:cs="Arakom" w:eastAsia="Arakom" w:hAnsi="Arakom"/>
                 <w:b w:val="false"/>
                 <w:bCs w:val="false"/>
                 <w:color w:val="111111"/>
@@ -7918,7 +7918,7 @@
             </w:pPr>
             <w:r>
               <w:rPr>
-                <w:rFonts w:ascii="Markazi Text" w:cs="Markazi Text" w:eastAsia="Markazi Text" w:hAnsi="Markazi Text"/>
+                <w:rFonts w:ascii="Arakom" w:cs="Arakom" w:eastAsia="Arakom" w:hAnsi="Arakom"/>
                 <w:b w:val="false"/>
                 <w:bCs w:val="false"/>
                 <w:color w:val="111111"/>
@@ -7936,7 +7936,7 @@
             </w:pPr>
             <w:r>
               <w:rPr>
-                <w:rFonts w:ascii="Markazi Text" w:cs="Markazi Text" w:eastAsia="Markazi Text" w:hAnsi="Markazi Text"/>
+                <w:rFonts w:ascii="Arakom" w:cs="Arakom" w:eastAsia="Arakom" w:hAnsi="Arakom"/>
                 <w:b w:val="false"/>
                 <w:bCs w:val="false"/>
                 <w:color w:val="111111"/>
